--- a/pr-preview/pr-98/chapters/04-effect-modification-tracked-changes.docx
+++ b/pr-preview/pr-98/chapters/04-effect-modification-tracked-changes.docx
@@ -19015,6 +19015,9 @@
             <w:pPr>
               <w:pStyle w:val="BodyText"/>
             </w:pPr>
+            <w:pPr>
+              <w:spacing w:before="16"/>
+            </w:pPr>
             <w:r>
               <w:t xml:space="preserve">Until Chapter 10, the book works with whole populations and so talks of computing, not estimating, effects.</w:t>
             </w:r>
@@ -19544,6 +19547,9 @@
             <w:pPr>
               <w:pStyle w:val="FirstParagraph"/>
             </w:pPr>
+            <w:pPr>
+              <w:spacing w:after="16"/>
+            </w:pPr>
             <w:r>
               <w:t xml:space="preserve">where</w:t>
             </w:r>
@@ -19698,14 +19704,6 @@
         </w:tc>
       </w:tr>
     </w:tbl>
-    <w:p>
-      <w:pPr>
-        <w:pStyle w:val="BodyText"/>
-      </w:pPr>
-      <w:r>
-        <w:t xml:space="preserve"> </w:t>
-      </w:r>
-    </w:p>
     <w:tbl>
       <w:tblPr>
         <w:tblStyle w:val="Table"/>
